--- a/public/templates/safety-protocol.docx
+++ b/public/templates/safety-protocol.docx
@@ -2269,52 +2269,7 @@
                 <w:b/>
                 <w:color w:val="000000"/>
               </w:rPr>
-              <w:t xml:space="preserve">1. </w:t>
-            </w:r>
-            <w:proofErr w:type="spellStart"/>
-            <w:r>
-              <w:rPr>
-                <w:rFonts w:ascii="Times New Roman" w:eastAsia="Times New Roman" w:hAnsi="Times New Roman" w:cs="Times New Roman"/>
-                <w:b/>
-                <w:color w:val="000000"/>
-              </w:rPr>
-              <w:t>Административно</w:t>
-            </w:r>
-            <w:proofErr w:type="spellEnd"/>
-            <w:r>
-              <w:rPr>
-                <w:rFonts w:ascii="Times New Roman" w:eastAsia="Times New Roman" w:hAnsi="Times New Roman" w:cs="Times New Roman"/>
-                <w:b/>
-                <w:color w:val="000000"/>
-              </w:rPr>
-              <w:t xml:space="preserve"> – </w:t>
-            </w:r>
-            <w:proofErr w:type="spellStart"/>
-            <w:r>
-              <w:rPr>
-                <w:rFonts w:ascii="Times New Roman" w:eastAsia="Times New Roman" w:hAnsi="Times New Roman" w:cs="Times New Roman"/>
-                <w:b/>
-                <w:color w:val="000000"/>
-              </w:rPr>
-              <w:t>управленческий</w:t>
-            </w:r>
-            <w:proofErr w:type="spellEnd"/>
-            <w:r>
-              <w:rPr>
-                <w:rFonts w:ascii="Times New Roman" w:eastAsia="Times New Roman" w:hAnsi="Times New Roman" w:cs="Times New Roman"/>
-                <w:b/>
-                <w:color w:val="000000"/>
-              </w:rPr>
-              <w:t xml:space="preserve"> </w:t>
-            </w:r>
-            <w:r>
-              <w:rPr>
-                <w:rFonts w:ascii="Times New Roman" w:eastAsia="Times New Roman" w:hAnsi="Times New Roman" w:cs="Times New Roman"/>
-                <w:b/>
-                <w:color w:val="000000"/>
-                <w:lang w:val="ru-RU"/>
-              </w:rPr>
-              <w:t>персонал</w:t>
+              <w:t xml:space="preserve">{#sections}{section_header}</w:t>
             </w:r>
           </w:p>
         </w:tc>
@@ -2350,7 +2305,7 @@
                 <w:rFonts w:ascii="Times New Roman" w:hAnsi="Times New Roman" w:cs="Times New Roman"/>
                 <w:lang w:val="ru-RU"/>
               </w:rPr>
-              <w:t xml:space="preserve">{#adminMeasurements}{code}</w:t>
+              <w:t xml:space="preserve">{#rows}{code}</w:t>
             </w:r>
           </w:p>
         </w:tc>
@@ -2658,445 +2613,7 @@
                 <w:rFonts w:ascii="Times New Roman" w:hAnsi="Times New Roman" w:cs="Times New Roman"/>
                 <w:lang w:val="ru-RU"/>
               </w:rPr>
-              <w:t xml:space="preserve">{finalNote}{/adminMeasurements}</w:t>
-            </w:r>
-          </w:p>
-        </w:tc>
-        <w:tc>
-          <w:tcPr>
-            <w:tcW w:w="1559" w:type="dxa"/>
-            <w:vMerge/>
-            <w:tcMar>
-              <w:top w:w="15" w:type="dxa"/>
-              <w:left w:w="15" w:type="dxa"/>
-              <w:bottom w:w="15" w:type="dxa"/>
-              <w:right w:w="15" w:type="dxa"/>
-            </w:tcMar>
-            <w:vAlign w:val="center"/>
-          </w:tcPr>
-          <w:p>
-            <w:pPr>
-              <w:spacing w:after="0"/>
-              <w:jc w:val="center"/>
-              <w:rPr>
-                <w:rFonts w:ascii="Times New Roman" w:hAnsi="Times New Roman" w:cs="Times New Roman"/>
-                <w:lang w:val="ru-RU"/>
-              </w:rPr>
-            </w:pPr>
-          </w:p>
-        </w:tc>
-        <w:tc>
-          <w:tcPr>
-            <w:tcW w:w="1139" w:type="dxa"/>
-            <w:vMerge/>
-            <w:tcMar>
-              <w:top w:w="15" w:type="dxa"/>
-              <w:left w:w="15" w:type="dxa"/>
-              <w:bottom w:w="15" w:type="dxa"/>
-              <w:right w:w="15" w:type="dxa"/>
-            </w:tcMar>
-            <w:vAlign w:val="center"/>
-          </w:tcPr>
-          <w:p>
-            <w:pPr>
-              <w:spacing w:after="0"/>
-              <w:jc w:val="center"/>
-              <w:rPr>
-                <w:rFonts w:ascii="Times New Roman" w:hAnsi="Times New Roman" w:cs="Times New Roman"/>
-                <w:lang w:val="kk-KZ"/>
-              </w:rPr>
-            </w:pPr>
-          </w:p>
-        </w:tc>
-      </w:tr>
-      <w:tr>
-        <w:trPr>
-          <w:trHeight w:val="202"/>
-          <w:jc w:val="center"/>
-        </w:trPr>
-        <w:tc>
-          <w:tcPr>
-            <w:tcW w:w="9781" w:type="dxa"/>
-            <w:gridSpan w:val="7"/>
-            <w:tcMar>
-              <w:top w:w="15" w:type="dxa"/>
-              <w:left w:w="15" w:type="dxa"/>
-              <w:bottom w:w="15" w:type="dxa"/>
-              <w:right w:w="15" w:type="dxa"/>
-            </w:tcMar>
-            <w:vAlign w:val="center"/>
-          </w:tcPr>
-          <w:p>
-            <w:pPr>
-              <w:spacing w:after="0"/>
-              <w:jc w:val="center"/>
-              <w:rPr>
-                <w:rFonts w:ascii="Times New Roman" w:hAnsi="Times New Roman" w:cs="Times New Roman"/>
-                <w:lang w:val="ru-RU"/>
-              </w:rPr>
-            </w:pPr>
-            <w:r>
-              <w:rPr>
-                <w:rFonts w:ascii="Times New Roman" w:hAnsi="Times New Roman" w:cs="Times New Roman"/>
-                <w:b/>
-                <w:bCs/>
-                <w:lang w:val="ru-RU"/>
-              </w:rPr>
-              <w:t xml:space="preserve">2. </w:t>
-            </w:r>
-            <w:r>
-              <w:rPr>
-                <w:rFonts w:ascii="Times New Roman" w:hAnsi="Times New Roman" w:cs="Times New Roman"/>
-                <w:b/>
-                <w:bCs/>
-                <w:lang w:val="ru-RU"/>
-              </w:rPr>
-              <w:t>Производственный персонал</w:t>
-            </w:r>
-          </w:p>
-        </w:tc>
-      </w:tr>
-      <w:tr>
-        <w:trPr>
-          <w:trHeight w:val="908"/>
-          <w:jc w:val="center"/>
-        </w:trPr>
-        <w:tc>
-          <w:tcPr>
-            <w:tcW w:w="1271" w:type="dxa"/>
-            <w:vMerge w:val="restart"/>
-            <w:tcMar>
-              <w:top w:w="15" w:type="dxa"/>
-              <w:left w:w="15" w:type="dxa"/>
-              <w:bottom w:w="15" w:type="dxa"/>
-              <w:right w:w="15" w:type="dxa"/>
-            </w:tcMar>
-            <w:vAlign w:val="center"/>
-          </w:tcPr>
-          <w:p>
-            <w:pPr>
-              <w:spacing w:after="0"/>
-              <w:jc w:val="center"/>
-              <w:rPr>
-                <w:rFonts w:ascii="Times New Roman" w:hAnsi="Times New Roman" w:cs="Times New Roman"/>
-                <w:lang w:val="ru-RU"/>
-              </w:rPr>
-            </w:pPr>
-            <w:r>
-              <w:rPr>
-                <w:rFonts w:ascii="Times New Roman" w:hAnsi="Times New Roman" w:cs="Times New Roman"/>
-                <w:lang w:val="ru-RU"/>
-              </w:rPr>
-              <w:t xml:space="preserve">{#productionMeasurements}{code}</w:t>
-            </w:r>
-          </w:p>
-        </w:tc>
-        <w:tc>
-          <w:tcPr>
-            <w:tcW w:w="1701" w:type="dxa"/>
-            <w:vMerge w:val="restart"/>
-            <w:tcMar>
-              <w:top w:w="15" w:type="dxa"/>
-              <w:left w:w="15" w:type="dxa"/>
-              <w:bottom w:w="15" w:type="dxa"/>
-              <w:right w:w="15" w:type="dxa"/>
-            </w:tcMar>
-            <w:vAlign w:val="center"/>
-          </w:tcPr>
-          <w:p>
-            <w:pPr>
-              <w:spacing w:after="0"/>
-              <w:jc w:val="center"/>
-              <w:rPr>
-                <w:rFonts w:ascii="Times New Roman" w:hAnsi="Times New Roman" w:cs="Times New Roman"/>
-                <w:lang w:val="ru-RU"/>
-              </w:rPr>
-            </w:pPr>
-            <w:r>
-              <w:rPr>
-                <w:rFonts w:ascii="Times New Roman" w:hAnsi="Times New Roman"/>
-                <w:color w:val="000000"/>
-                <w:sz w:val="24"/>
-                <w:szCs w:val="24"/>
-              </w:rPr>
-              <w:t xml:space="preserve">{position}</w:t>
-            </w:r>
-          </w:p>
-        </w:tc>
-        <w:tc>
-          <w:tcPr>
-            <w:tcW w:w="992" w:type="dxa"/>
-            <w:vMerge w:val="restart"/>
-            <w:tcMar>
-              <w:top w:w="15" w:type="dxa"/>
-              <w:left w:w="15" w:type="dxa"/>
-              <w:bottom w:w="15" w:type="dxa"/>
-              <w:right w:w="15" w:type="dxa"/>
-            </w:tcMar>
-            <w:vAlign w:val="center"/>
-          </w:tcPr>
-          <w:p>
-            <w:pPr>
-              <w:spacing w:after="0"/>
-              <w:jc w:val="center"/>
-              <w:rPr>
-                <w:rFonts w:ascii="Times New Roman" w:hAnsi="Times New Roman" w:cs="Times New Roman"/>
-                <w:lang w:val="kk-KZ"/>
-              </w:rPr>
-            </w:pPr>
-            <w:r>
-              <w:rPr>
-                <w:rFonts w:ascii="Times New Roman" w:hAnsi="Times New Roman" w:cs="Times New Roman"/>
-                <w:lang w:val="kk-KZ"/>
-              </w:rPr>
-              <w:t xml:space="preserve">{count}</w:t>
-            </w:r>
-          </w:p>
-        </w:tc>
-        <w:tc>
-          <w:tcPr>
-            <w:tcW w:w="1560" w:type="dxa"/>
-            <w:vMerge w:val="restart"/>
-            <w:tcMar>
-              <w:top w:w="15" w:type="dxa"/>
-              <w:left w:w="15" w:type="dxa"/>
-              <w:bottom w:w="15" w:type="dxa"/>
-              <w:right w:w="15" w:type="dxa"/>
-            </w:tcMar>
-            <w:vAlign w:val="center"/>
-          </w:tcPr>
-          <w:p>
-            <w:pPr>
-              <w:spacing w:after="0" w:line="240" w:lineRule="auto"/>
-              <w:jc w:val="center"/>
-              <w:rPr>
-                <w:rFonts w:ascii="Times New Roman" w:hAnsi="Times New Roman" w:cs="Times New Roman"/>
-                <w:lang w:val="ru-RU"/>
-              </w:rPr>
-            </w:pPr>
-            <w:r>
-              <w:rPr>
-                <w:rFonts w:ascii="Times New Roman" w:hAnsi="Times New Roman" w:cs="Times New Roman"/>
-                <w:lang w:val="ru-RU"/>
-              </w:rPr>
-              <w:t xml:space="preserve">{equipment}</w:t>
-            </w:r>
-          </w:p>
-        </w:tc>
-        <w:tc>
-          <w:tcPr>
-            <w:tcW w:w="1559" w:type="dxa"/>
-            <w:tcMar>
-              <w:top w:w="15" w:type="dxa"/>
-              <w:left w:w="15" w:type="dxa"/>
-              <w:bottom w:w="15" w:type="dxa"/>
-              <w:right w:w="15" w:type="dxa"/>
-            </w:tcMar>
-            <w:vAlign w:val="center"/>
-          </w:tcPr>
-          <w:p>
-            <w:pPr>
-              <w:spacing w:after="0"/>
-              <w:jc w:val="center"/>
-              <w:rPr>
-                <w:rFonts w:ascii="Times New Roman" w:hAnsi="Times New Roman" w:cs="Times New Roman"/>
-                <w:lang w:val="ru-RU"/>
-              </w:rPr>
-            </w:pPr>
-            <w:r>
-              <w:rPr>
-                <w:rFonts w:ascii="Times New Roman" w:hAnsi="Times New Roman" w:cs="Times New Roman"/>
-                <w:lang w:val="ru-RU"/>
-              </w:rPr>
-              <w:t xml:space="preserve">{documentation}</w:t>
-            </w:r>
-          </w:p>
-        </w:tc>
-        <w:tc>
-          <w:tcPr>
-            <w:tcW w:w="1559" w:type="dxa"/>
-            <w:vMerge w:val="restart"/>
-            <w:tcMar>
-              <w:top w:w="15" w:type="dxa"/>
-              <w:left w:w="15" w:type="dxa"/>
-              <w:bottom w:w="15" w:type="dxa"/>
-              <w:right w:w="15" w:type="dxa"/>
-            </w:tcMar>
-            <w:vAlign w:val="center"/>
-          </w:tcPr>
-          <w:p>
-            <w:pPr>
-              <w:spacing w:after="0"/>
-              <w:jc w:val="center"/>
-              <w:rPr>
-                <w:rFonts w:ascii="Times New Roman" w:hAnsi="Times New Roman" w:cs="Times New Roman"/>
-                <w:lang w:val="ru-RU"/>
-              </w:rPr>
-            </w:pPr>
-            <w:r>
-              <w:rPr>
-                <w:rFonts w:ascii="Times New Roman" w:hAnsi="Times New Roman" w:cs="Times New Roman"/>
-                <w:lang w:val="ru-RU"/>
-              </w:rPr>
-              <w:t xml:space="preserve">{result}</w:t>
-            </w:r>
-          </w:p>
-        </w:tc>
-        <w:tc>
-          <w:tcPr>
-            <w:tcW w:w="1139" w:type="dxa"/>
-            <w:vMerge w:val="restart"/>
-            <w:tcMar>
-              <w:top w:w="15" w:type="dxa"/>
-              <w:left w:w="15" w:type="dxa"/>
-              <w:bottom w:w="15" w:type="dxa"/>
-              <w:right w:w="15" w:type="dxa"/>
-            </w:tcMar>
-            <w:vAlign w:val="center"/>
-          </w:tcPr>
-          <w:p>
-            <w:pPr>
-              <w:spacing w:after="0"/>
-              <w:jc w:val="center"/>
-              <w:rPr>
-                <w:rFonts w:ascii="Times New Roman" w:hAnsi="Times New Roman" w:cs="Times New Roman"/>
-                <w:lang w:val="kk-KZ"/>
-              </w:rPr>
-            </w:pPr>
-            <w:r>
-              <w:rPr>
-                <w:rFonts w:ascii="Times New Roman" w:hAnsi="Times New Roman" w:cs="Times New Roman"/>
-                <w:lang w:val="kk-KZ"/>
-              </w:rPr>
-              <w:t xml:space="preserve">{nonComplianceReasons}</w:t>
-            </w:r>
-          </w:p>
-        </w:tc>
-      </w:tr>
-      <w:tr>
-        <w:trPr>
-          <w:trHeight w:val="949"/>
-          <w:jc w:val="center"/>
-        </w:trPr>
-        <w:tc>
-          <w:tcPr>
-            <w:tcW w:w="1271" w:type="dxa"/>
-            <w:vMerge/>
-            <w:tcMar>
-              <w:top w:w="15" w:type="dxa"/>
-              <w:left w:w="15" w:type="dxa"/>
-              <w:bottom w:w="15" w:type="dxa"/>
-              <w:right w:w="15" w:type="dxa"/>
-            </w:tcMar>
-            <w:vAlign w:val="center"/>
-          </w:tcPr>
-          <w:p>
-            <w:pPr>
-              <w:spacing w:after="0"/>
-              <w:jc w:val="center"/>
-              <w:rPr>
-                <w:rFonts w:ascii="Times New Roman" w:hAnsi="Times New Roman" w:cs="Times New Roman"/>
-                <w:lang w:val="kk-KZ"/>
-              </w:rPr>
-            </w:pPr>
-          </w:p>
-        </w:tc>
-        <w:tc>
-          <w:tcPr>
-            <w:tcW w:w="1701" w:type="dxa"/>
-            <w:vMerge/>
-            <w:tcMar>
-              <w:top w:w="15" w:type="dxa"/>
-              <w:left w:w="15" w:type="dxa"/>
-              <w:bottom w:w="15" w:type="dxa"/>
-              <w:right w:w="15" w:type="dxa"/>
-            </w:tcMar>
-            <w:vAlign w:val="center"/>
-          </w:tcPr>
-          <w:p>
-            <w:pPr>
-              <w:spacing w:after="0" w:line="240" w:lineRule="auto"/>
-              <w:contextualSpacing/>
-              <w:jc w:val="center"/>
-              <w:rPr>
-                <w:rFonts w:ascii="Times New Roman" w:hAnsi="Times New Roman" w:cs="Times New Roman"/>
-                <w:lang w:val="kk-KZ"/>
-              </w:rPr>
-            </w:pPr>
-          </w:p>
-        </w:tc>
-        <w:tc>
-          <w:tcPr>
-            <w:tcW w:w="992" w:type="dxa"/>
-            <w:vMerge/>
-            <w:tcMar>
-              <w:top w:w="15" w:type="dxa"/>
-              <w:left w:w="15" w:type="dxa"/>
-              <w:bottom w:w="15" w:type="dxa"/>
-              <w:right w:w="15" w:type="dxa"/>
-            </w:tcMar>
-            <w:vAlign w:val="center"/>
-          </w:tcPr>
-          <w:p>
-            <w:pPr>
-              <w:spacing w:after="0"/>
-              <w:jc w:val="center"/>
-              <w:rPr>
-                <w:rFonts w:ascii="Times New Roman" w:hAnsi="Times New Roman" w:cs="Times New Roman"/>
-                <w:lang w:val="kk-KZ"/>
-              </w:rPr>
-            </w:pPr>
-          </w:p>
-        </w:tc>
-        <w:tc>
-          <w:tcPr>
-            <w:tcW w:w="1560" w:type="dxa"/>
-            <w:vMerge/>
-            <w:tcMar>
-              <w:top w:w="15" w:type="dxa"/>
-              <w:left w:w="15" w:type="dxa"/>
-              <w:bottom w:w="15" w:type="dxa"/>
-              <w:right w:w="15" w:type="dxa"/>
-            </w:tcMar>
-            <w:vAlign w:val="center"/>
-          </w:tcPr>
-          <w:p>
-            <w:pPr>
-              <w:spacing w:after="0" w:line="240" w:lineRule="auto"/>
-              <w:jc w:val="center"/>
-              <w:rPr>
-                <w:rFonts w:ascii="Times New Roman" w:hAnsi="Times New Roman" w:cs="Times New Roman"/>
-                <w:lang w:val="ru-RU"/>
-              </w:rPr>
-            </w:pPr>
-          </w:p>
-        </w:tc>
-        <w:tc>
-          <w:tcPr>
-            <w:tcW w:w="1559" w:type="dxa"/>
-            <w:tcMar>
-              <w:top w:w="15" w:type="dxa"/>
-              <w:left w:w="15" w:type="dxa"/>
-              <w:bottom w:w="15" w:type="dxa"/>
-              <w:right w:w="15" w:type="dxa"/>
-            </w:tcMar>
-            <w:vAlign w:val="center"/>
-          </w:tcPr>
-          <w:p>
-            <w:pPr>
-              <w:spacing w:after="0"/>
-              <w:jc w:val="center"/>
-              <w:rPr>
-                <w:rFonts w:ascii="Times New Roman" w:hAnsi="Times New Roman" w:cs="Times New Roman"/>
-                <w:lang w:val="ru-RU"/>
-              </w:rPr>
-            </w:pPr>
-            <w:r>
-              <w:rPr>
-                <w:rFonts w:ascii="Times New Roman" w:hAnsi="Times New Roman" w:cs="Times New Roman"/>
-                <w:lang w:val="ru-RU"/>
-              </w:rPr>
-              <w:t xml:space="preserve">{finalNote}{/productionMeasurements}</w:t>
+              <w:t xml:space="preserve">{finalNote}{/rows}{/sections}</w:t>
             </w:r>
           </w:p>
         </w:tc>
